--- a/Documentos/Diseno_Arquitectura_1_1_4.docx
+++ b/Documentos/Diseno_Arquitectura_1_1_4.docx
@@ -1,6 +1,6 @@
 
 <file path=word/document.xml><?xml version="1.0" encoding="utf-8"?>
-<w:document xmlns:wpc="http://schemas.microsoft.com/office/word/2010/wordprocessingCanvas" xmlns:cx="http://schemas.microsoft.com/office/drawing/2014/chartex" xmlns:mc="http://schemas.openxmlformats.org/markup-compatibility/2006" xmlns:o="urn:schemas-microsoft-com:office:office" xmlns:r="http://schemas.openxmlformats.org/officeDocument/2006/relationships" xmlns:m="http://schemas.openxmlformats.org/officeDocument/2006/math" xmlns:v="urn:schemas-microsoft-com:vml" xmlns:wp14="http://schemas.microsoft.com/office/word/2010/wordprocessingDrawing" xmlns:wp="http://schemas.openxmlformats.org/drawingml/2006/wordprocessingDrawing" xmlns:w10="urn:schemas-microsoft-com:office:word" xmlns:w="http://schemas.openxmlformats.org/wordprocessingml/2006/main" xmlns:w14="http://schemas.microsoft.com/office/word/2010/wordml" xmlns:w15="http://schemas.microsoft.com/office/word/2012/wordml" xmlns:w16se="http://schemas.microsoft.com/office/word/2015/wordml/symex" xmlns:wpg="http://schemas.microsoft.com/office/word/2010/wordprocessingGroup" xmlns:wpi="http://schemas.microsoft.com/office/word/2010/wordprocessingInk" xmlns:wne="http://schemas.microsoft.com/office/word/2006/wordml" xmlns:wps="http://schemas.microsoft.com/office/word/2010/wordprocessingShape" mc:Ignorable="w14 w15 w16se wp14">
+<w:document xmlns:wpc="http://schemas.microsoft.com/office/word/2010/wordprocessingCanvas" xmlns:cx="http://schemas.microsoft.com/office/drawing/2014/chartex" xmlns:cx1="http://schemas.microsoft.com/office/drawing/2015/9/8/chartex" xmlns:cx2="http://schemas.microsoft.com/office/drawing/2015/10/21/chartex" xmlns:cx3="http://schemas.microsoft.com/office/drawing/2016/5/9/chartex" xmlns:cx4="http://schemas.microsoft.com/office/drawing/2016/5/10/chartex" xmlns:cx5="http://schemas.microsoft.com/office/drawing/2016/5/11/chartex" xmlns:cx6="http://schemas.microsoft.com/office/drawing/2016/5/12/chartex" xmlns:cx7="http://schemas.microsoft.com/office/drawing/2016/5/13/chartex" xmlns:cx8="http://schemas.microsoft.com/office/drawing/2016/5/14/chartex" xmlns:mc="http://schemas.openxmlformats.org/markup-compatibility/2006" xmlns:aink="http://schemas.microsoft.com/office/drawing/2016/ink" xmlns:am3d="http://schemas.microsoft.com/office/drawing/2017/model3d" xmlns:o="urn:schemas-microsoft-com:office:office" xmlns:oel="http://schemas.microsoft.com/office/2019/extlst" xmlns:r="http://schemas.openxmlformats.org/officeDocument/2006/relationships" xmlns:m="http://schemas.openxmlformats.org/officeDocument/2006/math" xmlns:v="urn:schemas-microsoft-com:vml" xmlns:wp14="http://schemas.microsoft.com/office/word/2010/wordprocessingDrawing" xmlns:wp="http://schemas.openxmlformats.org/drawingml/2006/wordprocessingDrawing" xmlns:w10="urn:schemas-microsoft-com:office:word" xmlns:w="http://schemas.openxmlformats.org/wordprocessingml/2006/main" xmlns:w14="http://schemas.microsoft.com/office/word/2010/wordml" xmlns:w15="http://schemas.microsoft.com/office/word/2012/wordml" xmlns:w16cex="http://schemas.microsoft.com/office/word/2018/wordml/cex" xmlns:w16cid="http://schemas.microsoft.com/office/word/2016/wordml/cid" xmlns:w16="http://schemas.microsoft.com/office/word/2018/wordml" xmlns:w16du="http://schemas.microsoft.com/office/word/2023/wordml/word16du" xmlns:w16sdtdh="http://schemas.microsoft.com/office/word/2020/wordml/sdtdatahash" xmlns:w16sdtfl="http://schemas.microsoft.com/office/word/2024/wordml/sdtformatlock" xmlns:w16se="http://schemas.microsoft.com/office/word/2015/wordml/symex" xmlns:wpg="http://schemas.microsoft.com/office/word/2010/wordprocessingGroup" xmlns:wpi="http://schemas.microsoft.com/office/word/2010/wordprocessingInk" xmlns:wne="http://schemas.microsoft.com/office/word/2006/wordml" xmlns:wps="http://schemas.microsoft.com/office/word/2010/wordprocessingShape" mc:Ignorable="w14 w15 w16se w16cid w16 w16cex w16sdtdh w16sdtfl w16du wp14">
   <w:body>
     <w:p>
       <w:pPr>
@@ -69,7 +69,15 @@
         <w:t xml:space="preserve">Carga estimada: </w:t>
       </w:r>
       <w:r>
-        <w:t xml:space="preserve">22,5 horas  ·  </w:t>
+        <w:t xml:space="preserve">22,5 </w:t>
+      </w:r>
+      <w:proofErr w:type="gramStart"/>
+      <w:r>
+        <w:t>horas  ·</w:t>
+      </w:r>
+      <w:proofErr w:type="gramEnd"/>
+      <w:r>
+        <w:t xml:space="preserve">  </w:t>
       </w:r>
       <w:r>
         <w:rPr>
@@ -274,15 +282,7 @@
       </w:r>
       <w:proofErr w:type="spellEnd"/>
       <w:r>
-        <w:t xml:space="preserve"> </w:t>
-      </w:r>
-      <w:proofErr w:type="spellStart"/>
-      <w:r>
-        <w:t>Native</w:t>
-      </w:r>
-      <w:proofErr w:type="spellEnd"/>
-      <w:r>
-        <w:t xml:space="preserve"> y Expo, de acuerdo con RNF-01 y RNF-02.</w:t>
+        <w:t xml:space="preserve"> Native y Expo, de acuerdo con RNF-01 y RNF-02.</w:t>
       </w:r>
     </w:p>
     <w:p>
@@ -478,7 +478,7 @@
         <w:t xml:space="preserve"> </w:t>
       </w:r>
       <w:r>
-        <w:t>Además, las dependencias seguirán un flujo unidireccional. Las capas superiores podrán utilizar los servicios de las capas inferiores, pero nunca dependerán directamente de componentes de infraestructura o de la interfaz de usuario. Esta restricción preserva el bajo acoplamiento y facilita el mantenimiento del sistema.</w:t>
+        <w:t>Además, las dependencias seguirán un flujo unidireccional. Los controladores utilizarán servicios; los servicios accederán a repositorios y adaptadores mediante responsabilidades claramente definidas; y los repositorios encapsularán los detalles concretos de PostgreSQL. Ninguna capa deberá saltear las responsabilidades de las capas intermedias. De este modo, los controladores no accederán directamente a PostgreSQL y las reglas de negocio no dependerán de detalles propios de la interfaz móvil o de proveedores externos.</w:t>
       </w:r>
     </w:p>
     <w:p>
@@ -501,22 +501,32 @@
         <w:spacing w:after="100" w:line="252" w:lineRule="auto"/>
       </w:pPr>
       <w:r>
-        <w:rPr>
-          <w:lang w:val="en-US"/>
+        <w:t xml:space="preserve">La Figura 1 muestra los componentes tecnológicos, la dirección de comunicación y los límites entre el cliente, el </w:t>
+      </w:r>
+      <w:proofErr w:type="spellStart"/>
+      <w:r>
+        <w:t>backend</w:t>
+      </w:r>
+      <w:proofErr w:type="spellEnd"/>
+      <w:r>
+        <w:t>, la persistencia y los servicios externos.</w:t>
+      </w:r>
+    </w:p>
+    <w:p>
+      <w:pPr>
+        <w:keepLines/>
+        <w:spacing w:before="40" w:after="40"/>
+        <w:jc w:val="center"/>
+      </w:pPr>
+      <w:r>
+        <w:rPr>
+          <w:noProof/>
         </w:rPr>
         <w:drawing>
-          <wp:anchor distT="0" distB="0" distL="114300" distR="114300" simplePos="0" relativeHeight="251658240" behindDoc="0" locked="0" layoutInCell="1" allowOverlap="1" wp14:anchorId="69EEC0C9" wp14:editId="74D540B2">
-            <wp:simplePos x="0" y="0"/>
-            <wp:positionH relativeFrom="margin">
-              <wp:align>center</wp:align>
-            </wp:positionH>
-            <wp:positionV relativeFrom="paragraph">
-              <wp:posOffset>391160</wp:posOffset>
-            </wp:positionV>
-            <wp:extent cx="5717540" cy="2895600"/>
-            <wp:effectExtent l="0" t="0" r="0" b="0"/>
-            <wp:wrapTopAndBottom/>
-            <wp:docPr id="3" name="Imagen 3" descr="C:\Users\Nico\Downloads\ChatGPT Image 24 ago 2026, 00_42_13.png"/>
+          <wp:inline distT="0" distB="0" distL="0" distR="0" wp14:anchorId="5B07D0A3" wp14:editId="11752A6A">
+            <wp:extent cx="6510970" cy="4340431"/>
+            <wp:effectExtent l="0" t="0" r="4445" b="3175"/>
+            <wp:docPr id="992143050" name="Imagen 1"/>
             <wp:cNvGraphicFramePr>
               <a:graphicFrameLocks xmlns:a="http://schemas.openxmlformats.org/drawingml/2006/main" noChangeAspect="1"/>
             </wp:cNvGraphicFramePr>
@@ -524,69 +534,36 @@
               <a:graphicData uri="http://schemas.openxmlformats.org/drawingml/2006/picture">
                 <pic:pic xmlns:pic="http://schemas.openxmlformats.org/drawingml/2006/picture">
                   <pic:nvPicPr>
-                    <pic:cNvPr id="0" name="Picture 1" descr="C:\Users\Nico\Downloads\ChatGPT Image 24 ago 2026, 00_42_13.png"/>
-                    <pic:cNvPicPr>
-                      <a:picLocks noChangeAspect="1" noChangeArrowheads="1"/>
-                    </pic:cNvPicPr>
+                    <pic:cNvPr id="992143050" name="Imagen 992143050"/>
+                    <pic:cNvPicPr/>
                   </pic:nvPicPr>
-                  <pic:blipFill rotWithShape="1">
-                    <a:blip r:embed="rId5">
+                  <pic:blipFill>
+                    <a:blip r:embed="rId5" cstate="print">
                       <a:extLst>
                         <a:ext uri="{28A0092B-C50C-407E-A947-70E740481C1C}">
                           <a14:useLocalDpi xmlns:a14="http://schemas.microsoft.com/office/drawing/2010/main" val="0"/>
                         </a:ext>
                       </a:extLst>
                     </a:blip>
-                    <a:srcRect l="16153" t="3515" r="18584" b="46913"/>
-                    <a:stretch/>
+                    <a:stretch>
+                      <a:fillRect/>
+                    </a:stretch>
                   </pic:blipFill>
-                  <pic:spPr bwMode="auto">
+                  <pic:spPr>
                     <a:xfrm>
                       <a:off x="0" y="0"/>
-                      <a:ext cx="5717540" cy="2895600"/>
+                      <a:ext cx="6575781" cy="4383636"/>
                     </a:xfrm>
                     <a:prstGeom prst="rect">
                       <a:avLst/>
                     </a:prstGeom>
-                    <a:noFill/>
-                    <a:ln>
-                      <a:noFill/>
-                    </a:ln>
-                    <a:extLst>
-                      <a:ext uri="{53640926-AAD7-44D8-BBD7-CCE9431645EC}">
-                        <a14:shadowObscured xmlns:a14="http://schemas.microsoft.com/office/drawing/2010/main"/>
-                      </a:ext>
-                    </a:extLst>
                   </pic:spPr>
                 </pic:pic>
               </a:graphicData>
             </a:graphic>
-            <wp14:sizeRelH relativeFrom="margin">
-              <wp14:pctWidth>0</wp14:pctWidth>
-            </wp14:sizeRelH>
-            <wp14:sizeRelV relativeFrom="margin">
-              <wp14:pctHeight>0</wp14:pctHeight>
-            </wp14:sizeRelV>
-          </wp:anchor>
+          </wp:inline>
         </w:drawing>
       </w:r>
-      <w:r>
-        <w:t xml:space="preserve">La Figura 1 muestra los componentes tecnológicos, la dirección de comunicación y los límites entre el cliente, el </w:t>
-      </w:r>
-      <w:proofErr w:type="spellStart"/>
-      <w:r>
-        <w:t>backend</w:t>
-      </w:r>
-      <w:proofErr w:type="spellEnd"/>
-      <w:r>
-        <w:t>, la persistencia y los servicios externos.</w:t>
-      </w:r>
-    </w:p>
-    <w:p>
-      <w:pPr>
-        <w:keepLines/>
-        <w:spacing w:before="40" w:after="40"/>
-      </w:pPr>
     </w:p>
     <w:p>
       <w:pPr>
@@ -614,6 +591,7 @@
           <w:b/>
           <w:color w:val="1E2761"/>
         </w:rPr>
+        <w:lastRenderedPageBreak/>
         <w:t>5. Capas y responsabilidades</w:t>
       </w:r>
     </w:p>
@@ -792,23 +770,7 @@
                 <w:color w:val="000000"/>
                 <w:sz w:val="16"/>
               </w:rPr>
-              <w:t xml:space="preserve"> </w:t>
-            </w:r>
-            <w:proofErr w:type="spellStart"/>
-            <w:r>
-              <w:rPr>
-                <w:color w:val="000000"/>
-                <w:sz w:val="16"/>
-              </w:rPr>
-              <w:t>Native</w:t>
-            </w:r>
-            <w:proofErr w:type="spellEnd"/>
-            <w:r>
-              <w:rPr>
-                <w:color w:val="000000"/>
-                <w:sz w:val="16"/>
-              </w:rPr>
-              <w:t xml:space="preserve"> + Expo</w:t>
+              <w:t xml:space="preserve"> Native + Expo</w:t>
             </w:r>
           </w:p>
         </w:tc>
@@ -923,22 +885,19 @@
             <w:vAlign w:val="center"/>
           </w:tcPr>
           <w:p>
-            <w:r>
-              <w:rPr>
-                <w:color w:val="000000"/>
-                <w:sz w:val="16"/>
-              </w:rPr>
-              <w:t xml:space="preserve">JavaScript, Expo, </w:t>
-            </w:r>
-            <w:proofErr w:type="spellStart"/>
-            <w:r>
-              <w:rPr>
-                <w:color w:val="000000"/>
-                <w:sz w:val="16"/>
-              </w:rPr>
-              <w:t>WebView</w:t>
-            </w:r>
-            <w:proofErr w:type="spellEnd"/>
+            <w:pPr>
+              <w:rPr>
+                <w:lang w:val="en-US"/>
+              </w:rPr>
+            </w:pPr>
+            <w:r>
+              <w:rPr>
+                <w:color w:val="000000"/>
+                <w:sz w:val="16"/>
+                <w:lang w:val="en-US"/>
+              </w:rPr>
+              <w:t>JavaScript, Expo, WebView, expo-secure-store y expo-notifications.</w:t>
+            </w:r>
           </w:p>
         </w:tc>
       </w:tr>
@@ -989,6 +948,20 @@
               </w:rPr>
               <w:t>Rutas REST, controladores, validación de entrada, autenticación JWT, autorización por rol y tratamiento uniforme de errores.</w:t>
             </w:r>
+            <w:r>
+              <w:rPr>
+                <w:color w:val="000000"/>
+                <w:sz w:val="16"/>
+              </w:rPr>
+              <w:t xml:space="preserve"> </w:t>
+            </w:r>
+            <w:r>
+              <w:rPr>
+                <w:color w:val="000000"/>
+                <w:sz w:val="16"/>
+              </w:rPr>
+              <w:t>Recepción y validación de archivos opcionales mediante Multer.</w:t>
+            </w:r>
           </w:p>
         </w:tc>
         <w:tc>
@@ -1010,6 +983,13 @@
                 <w:sz w:val="16"/>
               </w:rPr>
               <w:t>Node.js + Express</w:t>
+            </w:r>
+            <w:r>
+              <w:rPr>
+                <w:color w:val="000000"/>
+                <w:sz w:val="16"/>
+              </w:rPr>
+              <w:t>; Multer</w:t>
             </w:r>
           </w:p>
         </w:tc>
@@ -1109,7 +1089,6 @@
                 <w:color w:val="000000"/>
                 <w:sz w:val="16"/>
               </w:rPr>
-              <w:lastRenderedPageBreak/>
               <w:t>Acceso a datos</w:t>
             </w:r>
           </w:p>
@@ -1285,7 +1264,7 @@
                 <w:color w:val="000000"/>
                 <w:sz w:val="16"/>
               </w:rPr>
-              <w:t>Adaptadores para mapas y entrega de notificaciones, aislando los detalles de terceros.</w:t>
+              <w:t>Adaptadores para mapas, notificaciones y correo electrónico, aislando los detalles de proveedores externos.</w:t>
             </w:r>
           </w:p>
         </w:tc>
@@ -1302,21 +1281,143 @@
             <w:vAlign w:val="center"/>
           </w:tcPr>
           <w:p>
+            <w:pPr>
+              <w:rPr>
+                <w:lang w:val="en-US"/>
+              </w:rPr>
+            </w:pPr>
+            <w:r>
+              <w:rPr>
+                <w:color w:val="000000"/>
+                <w:sz w:val="16"/>
+                <w:lang w:val="en-US"/>
+              </w:rPr>
+              <w:t xml:space="preserve">Leaflet + OSM; Firebase Cloud Messaging; </w:t>
+            </w:r>
             <w:proofErr w:type="spellStart"/>
             <w:r>
               <w:rPr>
                 <w:color w:val="000000"/>
                 <w:sz w:val="16"/>
-              </w:rPr>
-              <w:t>Leaflet</w:t>
+                <w:lang w:val="en-US"/>
+              </w:rPr>
+              <w:t>Nodemailer</w:t>
             </w:r>
             <w:proofErr w:type="spellEnd"/>
             <w:r>
               <w:rPr>
                 <w:color w:val="000000"/>
                 <w:sz w:val="16"/>
-              </w:rPr>
-              <w:t xml:space="preserve"> + OSM; FCM</w:t>
+                <w:lang w:val="en-US"/>
+              </w:rPr>
+              <w:t xml:space="preserve"> + SMTP.</w:t>
+            </w:r>
+          </w:p>
+        </w:tc>
+      </w:tr>
+      <w:tr>
+        <w:trPr>
+          <w:cantSplit/>
+        </w:trPr>
+        <w:tc>
+          <w:tcPr>
+            <w:tcW w:w="1900" w:type="dxa"/>
+            <w:shd w:val="clear" w:color="auto" w:fill="FFFFFF"/>
+            <w:tcMar>
+              <w:top w:w="80" w:type="dxa"/>
+              <w:left w:w="100" w:type="dxa"/>
+              <w:bottom w:w="80" w:type="dxa"/>
+              <w:right w:w="100" w:type="dxa"/>
+            </w:tcMar>
+            <w:vAlign w:val="center"/>
+          </w:tcPr>
+          <w:p>
+            <w:pPr>
+              <w:rPr>
+                <w:b/>
+                <w:color w:val="000000"/>
+                <w:sz w:val="16"/>
+              </w:rPr>
+            </w:pPr>
+            <w:r>
+              <w:rPr>
+                <w:b/>
+                <w:color w:val="000000"/>
+                <w:sz w:val="16"/>
+              </w:rPr>
+              <w:t>Almacenamiento de archivos</w:t>
+            </w:r>
+          </w:p>
+        </w:tc>
+        <w:tc>
+          <w:tcPr>
+            <w:tcW w:w="5700" w:type="dxa"/>
+            <w:shd w:val="clear" w:color="auto" w:fill="FFFFFF"/>
+            <w:tcMar>
+              <w:top w:w="80" w:type="dxa"/>
+              <w:left w:w="100" w:type="dxa"/>
+              <w:bottom w:w="80" w:type="dxa"/>
+              <w:right w:w="100" w:type="dxa"/>
+            </w:tcMar>
+            <w:vAlign w:val="center"/>
+          </w:tcPr>
+          <w:p>
+            <w:pPr>
+              <w:rPr>
+                <w:color w:val="000000"/>
+                <w:sz w:val="16"/>
+              </w:rPr>
+            </w:pPr>
+            <w:r>
+              <w:rPr>
+                <w:color w:val="000000"/>
+                <w:sz w:val="16"/>
+              </w:rPr>
+              <w:t>Conservación de imágenes opcionales de donaciones y generación de referencias accesibles mediante la API.</w:t>
+            </w:r>
+          </w:p>
+        </w:tc>
+        <w:tc>
+          <w:tcPr>
+            <w:tcW w:w="2440" w:type="dxa"/>
+            <w:shd w:val="clear" w:color="auto" w:fill="FFFFFF"/>
+            <w:tcMar>
+              <w:top w:w="80" w:type="dxa"/>
+              <w:left w:w="100" w:type="dxa"/>
+              <w:bottom w:w="80" w:type="dxa"/>
+              <w:right w:w="100" w:type="dxa"/>
+            </w:tcMar>
+            <w:vAlign w:val="center"/>
+          </w:tcPr>
+          <w:p>
+            <w:pPr>
+              <w:rPr>
+                <w:color w:val="000000"/>
+                <w:sz w:val="16"/>
+              </w:rPr>
+            </w:pPr>
+            <w:r>
+              <w:rPr>
+                <w:color w:val="000000"/>
+                <w:sz w:val="16"/>
+              </w:rPr>
+              <w:t xml:space="preserve">Sistema de archivos del </w:t>
+            </w:r>
+            <w:proofErr w:type="spellStart"/>
+            <w:r>
+              <w:rPr>
+                <w:color w:val="000000"/>
+                <w:sz w:val="16"/>
+              </w:rPr>
+              <w:t>backend</w:t>
+            </w:r>
+            <w:proofErr w:type="spellEnd"/>
+            <w:r>
+              <w:rPr>
+                <w:color w:val="000000"/>
+                <w:sz w:val="16"/>
+              </w:rPr>
+              <w:t xml:space="preserve"> durante el prototipo.</w:t>
             </w:r>
           </w:p>
         </w:tc>
@@ -1371,7 +1472,7 @@
                     </pic:cNvPicPr>
                   </pic:nvPicPr>
                   <pic:blipFill rotWithShape="1">
-                    <a:blip r:embed="rId5">
+                    <a:blip r:embed="rId6">
                       <a:extLst>
                         <a:ext uri="{28A0092B-C50C-407E-A947-70E740481C1C}">
                           <a14:useLocalDpi xmlns:a14="http://schemas.microsoft.com/office/drawing/2010/main" val="0"/>
@@ -1447,6 +1548,12 @@
       <w:r>
         <w:t>El rol ADMIN permite realizar la verificación de organizaciones y la gestión básica del estado de las cuentas, sin requerir un perfil de voluntario u organización.</w:t>
       </w:r>
+      <w:r>
+        <w:t xml:space="preserve"> </w:t>
+      </w:r>
+      <w:r>
+        <w:t>También incluye la solicitud y confirmación de recuperación de contraseña mediante un token temporal enviado por correo electrónico.</w:t>
+      </w:r>
     </w:p>
     <w:p>
       <w:pPr>
@@ -1472,6 +1579,7 @@
         <w:rPr>
           <w:b/>
         </w:rPr>
+        <w:lastRenderedPageBreak/>
         <w:t xml:space="preserve">Inscripciones, seguimiento y reputación. </w:t>
       </w:r>
       <w:r>
@@ -1562,40 +1670,48 @@
         <w:pStyle w:val="Ttulo2"/>
         <w:keepNext/>
         <w:spacing w:before="180" w:after="80"/>
-      </w:pPr>
-      <w:r>
         <w:rPr>
           <w:b/>
           <w:color w:val="1E2761"/>
           <w:sz w:val="24"/>
         </w:rPr>
-        <w:lastRenderedPageBreak/>
-        <w:t>7.2 Publicación y consulta de oportunidades</w:t>
-      </w:r>
-    </w:p>
-    <w:p>
-      <w:pPr>
-        <w:keepLines/>
-        <w:spacing w:after="100" w:line="252" w:lineRule="auto"/>
-      </w:pPr>
-      <w:r>
-        <w:t xml:space="preserve">Una organización autenticada envía los datos de la oportunidad. La API verifica el rol, valida campos y delega la creación al servicio. Las consultas móviles obtienen oportunidades mediante filtros; el mapa recibe coordenadas desde la aplicación y representa los resultados con </w:t>
+      </w:pPr>
+      <w:r>
+        <w:rPr>
+          <w:b/>
+          <w:color w:val="1E2761"/>
+          <w:sz w:val="24"/>
+        </w:rPr>
+        <w:t>7.2 Recuperación de contraseña</w:t>
+      </w:r>
+    </w:p>
+    <w:p>
+      <w:r>
+        <w:t xml:space="preserve">El usuario solicita la recuperación indicando su correo electrónico. La API devuelve una respuesta genérica independientemente de que la cuenta exista, evitando revelar usuarios registrados. Si corresponde, el servicio genera un token aleatorio, de un solo uso y con tiempo de expiración, almacena su hash y delega el envío del enlace al adaptador de correo. </w:t>
       </w:r>
       <w:proofErr w:type="spellStart"/>
       <w:r>
-        <w:t>Leaflet</w:t>
+        <w:t>Nodemailer</w:t>
       </w:r>
       <w:proofErr w:type="spellEnd"/>
       <w:r>
-        <w:t xml:space="preserve"> y </w:t>
+        <w:t xml:space="preserve"> se comunica con el servidor SMTP configurado. Cuando el usuario presenta un token válido, el </w:t>
       </w:r>
       <w:proofErr w:type="spellStart"/>
       <w:r>
-        <w:t>OpenStreetMap</w:t>
+        <w:t>backend</w:t>
       </w:r>
       <w:proofErr w:type="spellEnd"/>
       <w:r>
-        <w:t>.</w:t>
+        <w:t xml:space="preserve"> permite establecer una nueva contraseña, la procesa mediante </w:t>
+      </w:r>
+      <w:proofErr w:type="spellStart"/>
+      <w:r>
+        <w:t>bcrypt</w:t>
+      </w:r>
+      <w:proofErr w:type="spellEnd"/>
+      <w:r>
+        <w:t xml:space="preserve"> e invalida el token utilizado.</w:t>
       </w:r>
     </w:p>
     <w:p>
@@ -1610,7 +1726,23 @@
           <w:color w:val="1E2761"/>
           <w:sz w:val="24"/>
         </w:rPr>
-        <w:t>7.3 Inscripción de un voluntario</w:t>
+        <w:t>7.</w:t>
+      </w:r>
+      <w:r>
+        <w:rPr>
+          <w:b/>
+          <w:color w:val="1E2761"/>
+          <w:sz w:val="24"/>
+        </w:rPr>
+        <w:t>3</w:t>
+      </w:r>
+      <w:r>
+        <w:rPr>
+          <w:b/>
+          <w:color w:val="1E2761"/>
+          <w:sz w:val="24"/>
+        </w:rPr>
+        <w:t xml:space="preserve"> Publicación y consulta de oportunidades</w:t>
       </w:r>
     </w:p>
     <w:p>
@@ -1619,7 +1751,23 @@
         <w:spacing w:after="100" w:line="252" w:lineRule="auto"/>
       </w:pPr>
       <w:r>
-        <w:t>El servicio comprueba que la oportunidad exista, esté vigente, posea cupo y no registre una inscripción previa del mismo usuario. La creación de la inscripción y la actualización del cupo se realizan dentro de una única transacción. Si alguna operación falla, se revierte el conjunto completo.</w:t>
+        <w:t xml:space="preserve">Una organización autenticada envía los datos de la oportunidad. La API verifica el rol, valida campos y delega la creación al servicio. Las consultas móviles obtienen oportunidades mediante filtros; el mapa recibe coordenadas desde la aplicación y representa los resultados con </w:t>
+      </w:r>
+      <w:proofErr w:type="spellStart"/>
+      <w:r>
+        <w:t>Leaflet</w:t>
+      </w:r>
+      <w:proofErr w:type="spellEnd"/>
+      <w:r>
+        <w:t xml:space="preserve"> y </w:t>
+      </w:r>
+      <w:proofErr w:type="spellStart"/>
+      <w:r>
+        <w:t>OpenStreetMap</w:t>
+      </w:r>
+      <w:proofErr w:type="spellEnd"/>
+      <w:r>
+        <w:t>.</w:t>
       </w:r>
     </w:p>
     <w:p>
@@ -1634,7 +1782,23 @@
           <w:color w:val="1E2761"/>
           <w:sz w:val="24"/>
         </w:rPr>
-        <w:t>7.4 Gestión de una donación material</w:t>
+        <w:t>7.</w:t>
+      </w:r>
+      <w:r>
+        <w:rPr>
+          <w:b/>
+          <w:color w:val="1E2761"/>
+          <w:sz w:val="24"/>
+        </w:rPr>
+        <w:t>4</w:t>
+      </w:r>
+      <w:r>
+        <w:rPr>
+          <w:b/>
+          <w:color w:val="1E2761"/>
+          <w:sz w:val="24"/>
+        </w:rPr>
+        <w:t xml:space="preserve"> Inscripción de un voluntario</w:t>
       </w:r>
     </w:p>
     <w:p>
@@ -1643,7 +1807,7 @@
         <w:spacing w:after="100" w:line="252" w:lineRule="auto"/>
       </w:pPr>
       <w:r>
-        <w:t>El voluntario selecciona una organización y registra categoría, cantidad, ubicación e imagen opcional. La organización consulta los ofrecimientos y modifica su estado únicamente mediante transiciones permitidas. Cada cambio queda persistido y puede originar una notificación.</w:t>
+        <w:t>El servicio comprueba que la oportunidad exista, esté vigente, posea cupo y no registre una inscripción previa del mismo usuario. La creación de la inscripción y la actualización del cupo se realizan dentro de una única transacción. Si alguna operación falla, se revierte el conjunto completo.</w:t>
       </w:r>
     </w:p>
     <w:p>
@@ -1658,7 +1822,63 @@
           <w:color w:val="1E2761"/>
           <w:sz w:val="24"/>
         </w:rPr>
-        <w:t>7.5 Recomendaciones y notificaciones</w:t>
+        <w:t>7.</w:t>
+      </w:r>
+      <w:r>
+        <w:rPr>
+          <w:b/>
+          <w:color w:val="1E2761"/>
+          <w:sz w:val="24"/>
+        </w:rPr>
+        <w:t>5</w:t>
+      </w:r>
+      <w:r>
+        <w:rPr>
+          <w:b/>
+          <w:color w:val="1E2761"/>
+          <w:sz w:val="24"/>
+        </w:rPr>
+        <w:t xml:space="preserve"> Gestión de una donación material</w:t>
+      </w:r>
+    </w:p>
+    <w:p>
+      <w:pPr>
+        <w:keepLines/>
+        <w:spacing w:after="100" w:line="252" w:lineRule="auto"/>
+      </w:pPr>
+      <w:r>
+        <w:t>El voluntario selecciona una organización y registra categoría, cantidad, ubicación e imagen opcional. La organización consulta los ofrecimientos y modifica su estado únicamente mediante transiciones permitidas. Cada cambio queda persistido y puede originar una notificación.</w:t>
+      </w:r>
+    </w:p>
+    <w:p>
+      <w:pPr>
+        <w:pStyle w:val="Ttulo2"/>
+        <w:keepNext/>
+        <w:spacing w:before="180" w:after="80"/>
+      </w:pPr>
+      <w:r>
+        <w:rPr>
+          <w:b/>
+          <w:color w:val="1E2761"/>
+          <w:sz w:val="24"/>
+        </w:rPr>
+        <w:t>7.</w:t>
+      </w:r>
+      <w:r>
+        <w:rPr>
+          <w:b/>
+          <w:color w:val="1E2761"/>
+          <w:sz w:val="24"/>
+        </w:rPr>
+        <w:t>6</w:t>
+      </w:r>
+      <w:r>
+        <w:rPr>
+          <w:b/>
+          <w:color w:val="1E2761"/>
+          <w:sz w:val="24"/>
+        </w:rPr>
+        <w:t xml:space="preserve"> Recomendaciones y notificaciones</w:t>
       </w:r>
     </w:p>
     <w:p>
@@ -1713,6 +1933,7 @@
           <w:b/>
           <w:color w:val="1E2761"/>
         </w:rPr>
+        <w:lastRenderedPageBreak/>
         <w:t>8. Integraciones externas</w:t>
       </w:r>
     </w:p>
@@ -1786,15 +2007,7 @@
       </w:r>
       <w:proofErr w:type="spellEnd"/>
       <w:r>
-        <w:t xml:space="preserve"> </w:t>
-      </w:r>
-      <w:proofErr w:type="spellStart"/>
-      <w:r>
-        <w:t>Native</w:t>
-      </w:r>
-      <w:proofErr w:type="spellEnd"/>
-      <w:r>
-        <w:t xml:space="preserve"> y consumirá teselas de </w:t>
+        <w:t xml:space="preserve"> Native y consumirá teselas de </w:t>
       </w:r>
       <w:proofErr w:type="spellStart"/>
       <w:r>
@@ -1884,6 +2097,69 @@
     </w:p>
     <w:p>
       <w:pPr>
+        <w:keepLines/>
+        <w:spacing w:after="100" w:line="252" w:lineRule="auto"/>
+      </w:pPr>
+    </w:p>
+    <w:p>
+      <w:pPr>
+        <w:pStyle w:val="Ttulo2"/>
+        <w:keepNext/>
+        <w:spacing w:before="180" w:after="80"/>
+        <w:rPr>
+          <w:b/>
+          <w:color w:val="1E2761"/>
+          <w:sz w:val="24"/>
+        </w:rPr>
+      </w:pPr>
+      <w:r>
+        <w:rPr>
+          <w:b/>
+          <w:color w:val="1E2761"/>
+          <w:sz w:val="24"/>
+        </w:rPr>
+        <w:t>8.3 Nodemailer y servidor SMTP</w:t>
+      </w:r>
+    </w:p>
+    <w:p>
+      <w:r>
+        <w:t xml:space="preserve">El </w:t>
+      </w:r>
+      <w:proofErr w:type="spellStart"/>
+      <w:r>
+        <w:t>backend</w:t>
+      </w:r>
+      <w:proofErr w:type="spellEnd"/>
+      <w:r>
+        <w:t xml:space="preserve"> utilizará </w:t>
+      </w:r>
+      <w:proofErr w:type="spellStart"/>
+      <w:r>
+        <w:t>Nodemailer</w:t>
+      </w:r>
+      <w:proofErr w:type="spellEnd"/>
+      <w:r>
+        <w:t xml:space="preserve"> para enviar enlaces temporales de recuperación de contraseña mediante un servidor SMTP configurable. La autenticación de usuarios continuará siendo responsabilidad del </w:t>
+      </w:r>
+      <w:proofErr w:type="spellStart"/>
+      <w:r>
+        <w:t>backend</w:t>
+      </w:r>
+      <w:proofErr w:type="spellEnd"/>
+      <w:r>
+        <w:t xml:space="preserve"> propio mediante JWT, </w:t>
+      </w:r>
+      <w:proofErr w:type="spellStart"/>
+      <w:r>
+        <w:t>bcrypt</w:t>
+      </w:r>
+      <w:proofErr w:type="spellEnd"/>
+      <w:r>
+        <w:t xml:space="preserve"> y PostgreSQL; el servicio SMTP solamente actuará como canal de entrega del correo. Las credenciales y parámetros de conexión se mantendrán en variables de entorno.</w:t>
+      </w:r>
+    </w:p>
+    <w:p>
+      <w:pPr>
         <w:pStyle w:val="Ttulo1"/>
         <w:keepNext/>
         <w:spacing w:before="300" w:after="140"/>
@@ -1973,7 +2249,6 @@
         <w:rPr>
           <w:b/>
         </w:rPr>
-        <w:lastRenderedPageBreak/>
         <w:t xml:space="preserve">Configuración. </w:t>
       </w:r>
       <w:r>
@@ -2018,6 +2293,46 @@
       </w:r>
       <w:r>
         <w:t>Registro mínimo de errores y eventos relevantes, sin incluir contraseñas, JWT completos ni ubicaciones innecesarias.</w:t>
+      </w:r>
+    </w:p>
+    <w:p>
+      <w:pPr>
+        <w:keepLines/>
+        <w:spacing w:after="60" w:line="252" w:lineRule="auto"/>
+      </w:pPr>
+      <w:r>
+        <w:rPr>
+          <w:b/>
+          <w:bCs/>
+        </w:rPr>
+        <w:t>Recuperación de contraseña.</w:t>
+      </w:r>
+      <w:r>
+        <w:t xml:space="preserve"> Los tokens de recuperación serán aleatorios, de un solo uso, tendrán un tiempo de expiración y se almacenarán mediante su hash. Las solicitudes devolverán un mensaje uniforme para evitar revelar si una dirección de correo se encuentra registrada.</w:t>
+      </w:r>
+    </w:p>
+    <w:p>
+      <w:pPr>
+        <w:keepLines/>
+        <w:spacing w:after="60" w:line="252" w:lineRule="auto"/>
+      </w:pPr>
+      <w:r>
+        <w:rPr>
+          <w:b/>
+          <w:bCs/>
+        </w:rPr>
+        <w:t>Carga de archivos.</w:t>
+      </w:r>
+      <w:r>
+        <w:t xml:space="preserve"> Las imágenes se aceptarán únicamente en rutas específicas y para usuarios autorizados. Se aplicarán límites de tamaño, formatos permitidos, nombres generados por el </w:t>
+      </w:r>
+      <w:proofErr w:type="spellStart"/>
+      <w:r>
+        <w:t>backend</w:t>
+      </w:r>
+      <w:proofErr w:type="spellEnd"/>
+      <w:r>
+        <w:t xml:space="preserve"> y validaciones de contenido. No se almacenarán imágenes en Base64 ni archivos binarios dentro de PostgreSQL.</w:t>
       </w:r>
     </w:p>
     <w:p>
@@ -2031,6 +2346,7 @@
           <w:b/>
           <w:color w:val="1E2761"/>
         </w:rPr>
+        <w:lastRenderedPageBreak/>
         <w:t>10. Organización inicial de los proyectos</w:t>
       </w:r>
     </w:p>
@@ -2490,6 +2806,22 @@
                 <w:color w:val="000000"/>
                 <w:sz w:val="16"/>
               </w:rPr>
+              <w:t>storage</w:t>
+            </w:r>
+            <w:proofErr w:type="spellEnd"/>
+            <w:r>
+              <w:rPr>
+                <w:color w:val="000000"/>
+                <w:sz w:val="16"/>
+              </w:rPr>
+              <w:t xml:space="preserve"> · </w:t>
+            </w:r>
+            <w:proofErr w:type="spellStart"/>
+            <w:r>
+              <w:rPr>
+                <w:color w:val="000000"/>
+                <w:sz w:val="16"/>
+              </w:rPr>
               <w:t>utils</w:t>
             </w:r>
             <w:proofErr w:type="spellEnd"/>
@@ -2513,7 +2845,14 @@
                 <w:color w:val="000000"/>
                 <w:sz w:val="16"/>
               </w:rPr>
-              <w:t>Módulos funcionales, adaptadores externos y utilidades.</w:t>
+              <w:t>Módulos funcionales, adaptadores de mapas, notificaciones y correo, abstracción del almacenamiento de archivos y utilidades</w:t>
+            </w:r>
+            <w:r>
+              <w:rPr>
+                <w:color w:val="000000"/>
+                <w:sz w:val="16"/>
+              </w:rPr>
+              <w:t>.</w:t>
             </w:r>
           </w:p>
         </w:tc>
@@ -2525,16 +2864,23 @@
         <w:tc>
           <w:tcPr>
             <w:tcW w:w="1800" w:type="dxa"/>
-            <w:shd w:val="clear" w:color="auto" w:fill="E9EDF7"/>
-            <w:tcMar>
-              <w:top w:w="80" w:type="dxa"/>
-              <w:left w:w="100" w:type="dxa"/>
-              <w:bottom w:w="80" w:type="dxa"/>
-              <w:right w:w="100" w:type="dxa"/>
-            </w:tcMar>
-            <w:vAlign w:val="center"/>
-          </w:tcPr>
-          <w:p>
+            <w:shd w:val="clear" w:color="auto" w:fill="FFFFFF"/>
+            <w:tcMar>
+              <w:top w:w="80" w:type="dxa"/>
+              <w:left w:w="100" w:type="dxa"/>
+              <w:bottom w:w="80" w:type="dxa"/>
+              <w:right w:w="100" w:type="dxa"/>
+            </w:tcMar>
+            <w:vAlign w:val="center"/>
+          </w:tcPr>
+          <w:p>
+            <w:pPr>
+              <w:rPr>
+                <w:b/>
+                <w:color w:val="000000"/>
+                <w:sz w:val="16"/>
+              </w:rPr>
+            </w:pPr>
             <w:proofErr w:type="spellStart"/>
             <w:r>
               <w:rPr>
@@ -2542,12 +2888,49 @@
                 <w:color w:val="000000"/>
                 <w:sz w:val="16"/>
               </w:rPr>
-              <w:t>backend</w:t>
+              <w:t>backen</w:t>
+            </w:r>
+            <w:r>
+              <w:rPr>
+                <w:b/>
+                <w:color w:val="000000"/>
+                <w:sz w:val="16"/>
+              </w:rPr>
+              <w:t>d</w:t>
             </w:r>
             <w:proofErr w:type="spellEnd"/>
-            <w:r>
-              <w:rPr>
-                <w:b/>
+          </w:p>
+        </w:tc>
+        <w:tc>
+          <w:tcPr>
+            <w:tcW w:w="3600" w:type="dxa"/>
+            <w:shd w:val="clear" w:color="auto" w:fill="FFFFFF"/>
+            <w:tcMar>
+              <w:top w:w="80" w:type="dxa"/>
+              <w:left w:w="100" w:type="dxa"/>
+              <w:bottom w:w="80" w:type="dxa"/>
+              <w:right w:w="100" w:type="dxa"/>
+            </w:tcMar>
+            <w:vAlign w:val="center"/>
+          </w:tcPr>
+          <w:p>
+            <w:pPr>
+              <w:rPr>
+                <w:color w:val="000000"/>
+                <w:sz w:val="16"/>
+              </w:rPr>
+            </w:pPr>
+            <w:proofErr w:type="spellStart"/>
+            <w:r>
+              <w:rPr>
+                <w:color w:val="000000"/>
+                <w:sz w:val="16"/>
+              </w:rPr>
+              <w:t>storage</w:t>
+            </w:r>
+            <w:proofErr w:type="spellEnd"/>
+            <w:r>
+              <w:rPr>
                 <w:color w:val="000000"/>
                 <w:sz w:val="16"/>
               </w:rPr>
@@ -2556,35 +2939,47 @@
             <w:proofErr w:type="spellStart"/>
             <w:r>
               <w:rPr>
-                <w:b/>
-                <w:color w:val="000000"/>
-                <w:sz w:val="16"/>
-              </w:rPr>
-              <w:t>tests</w:t>
+                <w:color w:val="000000"/>
+                <w:sz w:val="16"/>
+              </w:rPr>
+              <w:t>uploads</w:t>
             </w:r>
             <w:proofErr w:type="spellEnd"/>
           </w:p>
         </w:tc>
         <w:tc>
           <w:tcPr>
-            <w:tcW w:w="3600" w:type="dxa"/>
-            <w:shd w:val="clear" w:color="auto" w:fill="E9EDF7"/>
-            <w:tcMar>
-              <w:top w:w="80" w:type="dxa"/>
-              <w:left w:w="100" w:type="dxa"/>
-              <w:bottom w:w="80" w:type="dxa"/>
-              <w:right w:w="100" w:type="dxa"/>
-            </w:tcMar>
-            <w:vAlign w:val="center"/>
-          </w:tcPr>
-          <w:p>
+            <w:tcW w:w="4640" w:type="dxa"/>
+            <w:shd w:val="clear" w:color="auto" w:fill="FFFFFF"/>
+            <w:tcMar>
+              <w:top w:w="80" w:type="dxa"/>
+              <w:left w:w="100" w:type="dxa"/>
+              <w:bottom w:w="80" w:type="dxa"/>
+              <w:right w:w="100" w:type="dxa"/>
+            </w:tcMar>
+            <w:vAlign w:val="center"/>
+          </w:tcPr>
+          <w:p>
+            <w:pPr>
+              <w:rPr>
+                <w:color w:val="000000"/>
+                <w:sz w:val="16"/>
+              </w:rPr>
+            </w:pPr>
+            <w:r>
+              <w:rPr>
+                <w:color w:val="000000"/>
+                <w:sz w:val="16"/>
+              </w:rPr>
+              <w:t xml:space="preserve">Almacenamiento de imágenes del prototipo fuera de </w:t>
+            </w:r>
             <w:proofErr w:type="spellStart"/>
             <w:r>
               <w:rPr>
                 <w:color w:val="000000"/>
                 <w:sz w:val="16"/>
               </w:rPr>
-              <w:t>unit</w:t>
+              <w:t>src</w:t>
             </w:r>
             <w:proofErr w:type="spellEnd"/>
             <w:r>
@@ -2592,54 +2987,7 @@
                 <w:color w:val="000000"/>
                 <w:sz w:val="16"/>
               </w:rPr>
-              <w:t xml:space="preserve"> · </w:t>
-            </w:r>
-            <w:proofErr w:type="spellStart"/>
-            <w:r>
-              <w:rPr>
-                <w:color w:val="000000"/>
-                <w:sz w:val="16"/>
-              </w:rPr>
-              <w:t>integration</w:t>
-            </w:r>
-            <w:proofErr w:type="spellEnd"/>
-          </w:p>
-        </w:tc>
-        <w:tc>
-          <w:tcPr>
-            <w:tcW w:w="4640" w:type="dxa"/>
-            <w:shd w:val="clear" w:color="auto" w:fill="E9EDF7"/>
-            <w:tcMar>
-              <w:top w:w="80" w:type="dxa"/>
-              <w:left w:w="100" w:type="dxa"/>
-              <w:bottom w:w="80" w:type="dxa"/>
-              <w:right w:w="100" w:type="dxa"/>
-            </w:tcMar>
-            <w:vAlign w:val="center"/>
-          </w:tcPr>
-          <w:p>
-            <w:r>
-              <w:rPr>
-                <w:color w:val="000000"/>
-                <w:sz w:val="16"/>
-              </w:rPr>
-              <w:t xml:space="preserve">Pruebas de servicios, repositorios y </w:t>
-            </w:r>
-            <w:proofErr w:type="spellStart"/>
-            <w:r>
-              <w:rPr>
-                <w:color w:val="000000"/>
-                <w:sz w:val="16"/>
-              </w:rPr>
-              <w:t>endpoints</w:t>
-            </w:r>
-            <w:proofErr w:type="spellEnd"/>
-            <w:r>
-              <w:rPr>
-                <w:color w:val="000000"/>
-                <w:sz w:val="16"/>
-              </w:rPr>
-              <w:t>.</w:t>
+              <w:t xml:space="preserve"> y excluido del control de versiones.</w:t>
             </w:r>
           </w:p>
         </w:tc>
@@ -2651,7 +2999,7 @@
         <w:tc>
           <w:tcPr>
             <w:tcW w:w="1800" w:type="dxa"/>
-            <w:shd w:val="clear" w:color="auto" w:fill="FFFFFF"/>
+            <w:shd w:val="clear" w:color="auto" w:fill="E9EDF7"/>
             <w:tcMar>
               <w:top w:w="80" w:type="dxa"/>
               <w:left w:w="100" w:type="dxa"/>
@@ -2668,7 +3016,7 @@
                 <w:color w:val="000000"/>
                 <w:sz w:val="16"/>
               </w:rPr>
-              <w:t>mobile</w:t>
+              <w:t>backend</w:t>
             </w:r>
             <w:proofErr w:type="spellEnd"/>
             <w:r>
@@ -2686,7 +3034,7 @@
                 <w:color w:val="000000"/>
                 <w:sz w:val="16"/>
               </w:rPr>
-              <w:t>src</w:t>
+              <w:t>tests</w:t>
             </w:r>
             <w:proofErr w:type="spellEnd"/>
           </w:p>
@@ -2694,7 +3042,7 @@
         <w:tc>
           <w:tcPr>
             <w:tcW w:w="3600" w:type="dxa"/>
-            <w:shd w:val="clear" w:color="auto" w:fill="FFFFFF"/>
+            <w:shd w:val="clear" w:color="auto" w:fill="E9EDF7"/>
             <w:tcMar>
               <w:top w:w="80" w:type="dxa"/>
               <w:left w:w="100" w:type="dxa"/>
@@ -2710,7 +3058,7 @@
                 <w:color w:val="000000"/>
                 <w:sz w:val="16"/>
               </w:rPr>
-              <w:t>screens</w:t>
+              <w:t>unit</w:t>
             </w:r>
             <w:proofErr w:type="spellEnd"/>
             <w:r>
@@ -2726,15 +3074,30 @@
                 <w:color w:val="000000"/>
                 <w:sz w:val="16"/>
               </w:rPr>
-              <w:t>components</w:t>
+              <w:t>integration</w:t>
             </w:r>
             <w:proofErr w:type="spellEnd"/>
-            <w:r>
-              <w:rPr>
-                <w:color w:val="000000"/>
-                <w:sz w:val="16"/>
-              </w:rPr>
-              <w:t xml:space="preserve"> · </w:t>
+          </w:p>
+        </w:tc>
+        <w:tc>
+          <w:tcPr>
+            <w:tcW w:w="4640" w:type="dxa"/>
+            <w:shd w:val="clear" w:color="auto" w:fill="E9EDF7"/>
+            <w:tcMar>
+              <w:top w:w="80" w:type="dxa"/>
+              <w:left w:w="100" w:type="dxa"/>
+              <w:bottom w:w="80" w:type="dxa"/>
+              <w:right w:w="100" w:type="dxa"/>
+            </w:tcMar>
+            <w:vAlign w:val="center"/>
+          </w:tcPr>
+          <w:p>
+            <w:r>
+              <w:rPr>
+                <w:color w:val="000000"/>
+                <w:sz w:val="16"/>
+              </w:rPr>
+              <w:t xml:space="preserve">Pruebas de servicios, repositorios y </w:t>
             </w:r>
             <w:proofErr w:type="spellStart"/>
             <w:r>
@@ -2742,30 +3105,15 @@
                 <w:color w:val="000000"/>
                 <w:sz w:val="16"/>
               </w:rPr>
-              <w:t>navigation</w:t>
+              <w:t>endpoints</w:t>
             </w:r>
             <w:proofErr w:type="spellEnd"/>
-          </w:p>
-        </w:tc>
-        <w:tc>
-          <w:tcPr>
-            <w:tcW w:w="4640" w:type="dxa"/>
-            <w:shd w:val="clear" w:color="auto" w:fill="FFFFFF"/>
-            <w:tcMar>
-              <w:top w:w="80" w:type="dxa"/>
-              <w:left w:w="100" w:type="dxa"/>
-              <w:bottom w:w="80" w:type="dxa"/>
-              <w:right w:w="100" w:type="dxa"/>
-            </w:tcMar>
-            <w:vAlign w:val="center"/>
-          </w:tcPr>
-          <w:p>
-            <w:r>
-              <w:rPr>
-                <w:color w:val="000000"/>
-                <w:sz w:val="16"/>
-              </w:rPr>
-              <w:t>Interfaz y navegación por rol.</w:t>
+            <w:r>
+              <w:rPr>
+                <w:color w:val="000000"/>
+                <w:sz w:val="16"/>
+              </w:rPr>
+              <w:t>.</w:t>
             </w:r>
           </w:p>
         </w:tc>
@@ -2777,7 +3125,7 @@
         <w:tc>
           <w:tcPr>
             <w:tcW w:w="1800" w:type="dxa"/>
-            <w:shd w:val="clear" w:color="auto" w:fill="E9EDF7"/>
+            <w:shd w:val="clear" w:color="auto" w:fill="FFFFFF"/>
             <w:tcMar>
               <w:top w:w="80" w:type="dxa"/>
               <w:left w:w="100" w:type="dxa"/>
@@ -2820,7 +3168,7 @@
         <w:tc>
           <w:tcPr>
             <w:tcW w:w="3600" w:type="dxa"/>
-            <w:shd w:val="clear" w:color="auto" w:fill="E9EDF7"/>
+            <w:shd w:val="clear" w:color="auto" w:fill="FFFFFF"/>
             <w:tcMar>
               <w:top w:w="80" w:type="dxa"/>
               <w:left w:w="100" w:type="dxa"/>
@@ -2836,7 +3184,7 @@
                 <w:color w:val="000000"/>
                 <w:sz w:val="16"/>
               </w:rPr>
-              <w:t>services</w:t>
+              <w:t>screens</w:t>
             </w:r>
             <w:proofErr w:type="spellEnd"/>
             <w:r>
@@ -2852,7 +3200,7 @@
                 <w:color w:val="000000"/>
                 <w:sz w:val="16"/>
               </w:rPr>
-              <w:t>hooks</w:t>
+              <w:t>components</w:t>
             </w:r>
             <w:proofErr w:type="spellEnd"/>
             <w:r>
@@ -2868,7 +3216,7 @@
                 <w:color w:val="000000"/>
                 <w:sz w:val="16"/>
               </w:rPr>
-              <w:t>context</w:t>
+              <w:t>navigation</w:t>
             </w:r>
             <w:proofErr w:type="spellEnd"/>
           </w:p>
@@ -2876,22 +3224,22 @@
         <w:tc>
           <w:tcPr>
             <w:tcW w:w="4640" w:type="dxa"/>
-            <w:shd w:val="clear" w:color="auto" w:fill="E9EDF7"/>
-            <w:tcMar>
-              <w:top w:w="80" w:type="dxa"/>
-              <w:left w:w="100" w:type="dxa"/>
-              <w:bottom w:w="80" w:type="dxa"/>
-              <w:right w:w="100" w:type="dxa"/>
-            </w:tcMar>
-            <w:vAlign w:val="center"/>
-          </w:tcPr>
-          <w:p>
-            <w:r>
-              <w:rPr>
-                <w:color w:val="000000"/>
-                <w:sz w:val="16"/>
-              </w:rPr>
-              <w:t>Comunicación con API y estado de aplicación.</w:t>
+            <w:shd w:val="clear" w:color="auto" w:fill="FFFFFF"/>
+            <w:tcMar>
+              <w:top w:w="80" w:type="dxa"/>
+              <w:left w:w="100" w:type="dxa"/>
+              <w:bottom w:w="80" w:type="dxa"/>
+              <w:right w:w="100" w:type="dxa"/>
+            </w:tcMar>
+            <w:vAlign w:val="center"/>
+          </w:tcPr>
+          <w:p>
+            <w:r>
+              <w:rPr>
+                <w:color w:val="000000"/>
+                <w:sz w:val="16"/>
+              </w:rPr>
+              <w:t>Interfaz y navegación por rol.</w:t>
             </w:r>
           </w:p>
         </w:tc>
@@ -2903,6 +3251,132 @@
         <w:tc>
           <w:tcPr>
             <w:tcW w:w="1800" w:type="dxa"/>
+            <w:shd w:val="clear" w:color="auto" w:fill="E9EDF7"/>
+            <w:tcMar>
+              <w:top w:w="80" w:type="dxa"/>
+              <w:left w:w="100" w:type="dxa"/>
+              <w:bottom w:w="80" w:type="dxa"/>
+              <w:right w:w="100" w:type="dxa"/>
+            </w:tcMar>
+            <w:vAlign w:val="center"/>
+          </w:tcPr>
+          <w:p>
+            <w:proofErr w:type="spellStart"/>
+            <w:r>
+              <w:rPr>
+                <w:b/>
+                <w:color w:val="000000"/>
+                <w:sz w:val="16"/>
+              </w:rPr>
+              <w:t>mobile</w:t>
+            </w:r>
+            <w:proofErr w:type="spellEnd"/>
+            <w:r>
+              <w:rPr>
+                <w:b/>
+                <w:color w:val="000000"/>
+                <w:sz w:val="16"/>
+              </w:rPr>
+              <w:t>/</w:t>
+            </w:r>
+            <w:proofErr w:type="spellStart"/>
+            <w:r>
+              <w:rPr>
+                <w:b/>
+                <w:color w:val="000000"/>
+                <w:sz w:val="16"/>
+              </w:rPr>
+              <w:t>src</w:t>
+            </w:r>
+            <w:proofErr w:type="spellEnd"/>
+          </w:p>
+        </w:tc>
+        <w:tc>
+          <w:tcPr>
+            <w:tcW w:w="3600" w:type="dxa"/>
+            <w:shd w:val="clear" w:color="auto" w:fill="E9EDF7"/>
+            <w:tcMar>
+              <w:top w:w="80" w:type="dxa"/>
+              <w:left w:w="100" w:type="dxa"/>
+              <w:bottom w:w="80" w:type="dxa"/>
+              <w:right w:w="100" w:type="dxa"/>
+            </w:tcMar>
+            <w:vAlign w:val="center"/>
+          </w:tcPr>
+          <w:p>
+            <w:proofErr w:type="spellStart"/>
+            <w:r>
+              <w:rPr>
+                <w:color w:val="000000"/>
+                <w:sz w:val="16"/>
+              </w:rPr>
+              <w:t>services</w:t>
+            </w:r>
+            <w:proofErr w:type="spellEnd"/>
+            <w:r>
+              <w:rPr>
+                <w:color w:val="000000"/>
+                <w:sz w:val="16"/>
+              </w:rPr>
+              <w:t xml:space="preserve"> · </w:t>
+            </w:r>
+            <w:proofErr w:type="spellStart"/>
+            <w:r>
+              <w:rPr>
+                <w:color w:val="000000"/>
+                <w:sz w:val="16"/>
+              </w:rPr>
+              <w:t>hooks</w:t>
+            </w:r>
+            <w:proofErr w:type="spellEnd"/>
+            <w:r>
+              <w:rPr>
+                <w:color w:val="000000"/>
+                <w:sz w:val="16"/>
+              </w:rPr>
+              <w:t xml:space="preserve"> · </w:t>
+            </w:r>
+            <w:proofErr w:type="spellStart"/>
+            <w:r>
+              <w:rPr>
+                <w:color w:val="000000"/>
+                <w:sz w:val="16"/>
+              </w:rPr>
+              <w:t>context</w:t>
+            </w:r>
+            <w:proofErr w:type="spellEnd"/>
+          </w:p>
+        </w:tc>
+        <w:tc>
+          <w:tcPr>
+            <w:tcW w:w="4640" w:type="dxa"/>
+            <w:shd w:val="clear" w:color="auto" w:fill="E9EDF7"/>
+            <w:tcMar>
+              <w:top w:w="80" w:type="dxa"/>
+              <w:left w:w="100" w:type="dxa"/>
+              <w:bottom w:w="80" w:type="dxa"/>
+              <w:right w:w="100" w:type="dxa"/>
+            </w:tcMar>
+            <w:vAlign w:val="center"/>
+          </w:tcPr>
+          <w:p>
+            <w:r>
+              <w:rPr>
+                <w:color w:val="000000"/>
+                <w:sz w:val="16"/>
+              </w:rPr>
+              <w:t>Comunicación con API y estado de aplicación.</w:t>
+            </w:r>
+          </w:p>
+        </w:tc>
+      </w:tr>
+      <w:tr>
+        <w:trPr>
+          <w:cantSplit/>
+        </w:trPr>
+        <w:tc>
+          <w:tcPr>
+            <w:tcW w:w="1800" w:type="dxa"/>
             <w:shd w:val="clear" w:color="auto" w:fill="FFFFFF"/>
             <w:tcMar>
               <w:top w:w="80" w:type="dxa"/>
@@ -3034,6 +3508,135 @@
                 <w:sz w:val="16"/>
               </w:rPr>
               <w:t>Mapa encapsulado y recursos compartidos.</w:t>
+            </w:r>
+          </w:p>
+        </w:tc>
+      </w:tr>
+      <w:tr>
+        <w:trPr>
+          <w:cantSplit/>
+        </w:trPr>
+        <w:tc>
+          <w:tcPr>
+            <w:tcW w:w="1800" w:type="dxa"/>
+            <w:shd w:val="clear" w:color="auto" w:fill="FFFFFF"/>
+            <w:tcMar>
+              <w:top w:w="80" w:type="dxa"/>
+              <w:left w:w="100" w:type="dxa"/>
+              <w:bottom w:w="80" w:type="dxa"/>
+              <w:right w:w="100" w:type="dxa"/>
+            </w:tcMar>
+            <w:vAlign w:val="center"/>
+          </w:tcPr>
+          <w:p>
+            <w:pPr>
+              <w:rPr>
+                <w:b/>
+                <w:color w:val="000000"/>
+                <w:sz w:val="16"/>
+              </w:rPr>
+            </w:pPr>
+            <w:proofErr w:type="spellStart"/>
+            <w:r>
+              <w:rPr>
+                <w:b/>
+                <w:color w:val="000000"/>
+                <w:sz w:val="16"/>
+              </w:rPr>
+              <w:t>mobile</w:t>
+            </w:r>
+            <w:proofErr w:type="spellEnd"/>
+            <w:r>
+              <w:rPr>
+                <w:b/>
+                <w:color w:val="000000"/>
+                <w:sz w:val="16"/>
+              </w:rPr>
+              <w:t>/</w:t>
+            </w:r>
+            <w:proofErr w:type="spellStart"/>
+            <w:r>
+              <w:rPr>
+                <w:b/>
+                <w:color w:val="000000"/>
+                <w:sz w:val="16"/>
+              </w:rPr>
+              <w:t>src</w:t>
+            </w:r>
+            <w:proofErr w:type="spellEnd"/>
+          </w:p>
+        </w:tc>
+        <w:tc>
+          <w:tcPr>
+            <w:tcW w:w="3600" w:type="dxa"/>
+            <w:shd w:val="clear" w:color="auto" w:fill="FFFFFF"/>
+            <w:tcMar>
+              <w:top w:w="80" w:type="dxa"/>
+              <w:left w:w="100" w:type="dxa"/>
+              <w:bottom w:w="80" w:type="dxa"/>
+              <w:right w:w="100" w:type="dxa"/>
+            </w:tcMar>
+            <w:vAlign w:val="center"/>
+          </w:tcPr>
+          <w:p>
+            <w:pPr>
+              <w:rPr>
+                <w:color w:val="000000"/>
+                <w:sz w:val="16"/>
+              </w:rPr>
+            </w:pPr>
+            <w:proofErr w:type="spellStart"/>
+            <w:r>
+              <w:rPr>
+                <w:color w:val="000000"/>
+                <w:sz w:val="16"/>
+              </w:rPr>
+              <w:t>notifications</w:t>
+            </w:r>
+            <w:proofErr w:type="spellEnd"/>
+            <w:r>
+              <w:rPr>
+                <w:color w:val="000000"/>
+                <w:sz w:val="16"/>
+              </w:rPr>
+              <w:t xml:space="preserve"> · </w:t>
+            </w:r>
+            <w:proofErr w:type="spellStart"/>
+            <w:r>
+              <w:rPr>
+                <w:color w:val="000000"/>
+                <w:sz w:val="16"/>
+              </w:rPr>
+              <w:t>secure-storage</w:t>
+            </w:r>
+            <w:proofErr w:type="spellEnd"/>
+          </w:p>
+        </w:tc>
+        <w:tc>
+          <w:tcPr>
+            <w:tcW w:w="4640" w:type="dxa"/>
+            <w:shd w:val="clear" w:color="auto" w:fill="FFFFFF"/>
+            <w:tcMar>
+              <w:top w:w="80" w:type="dxa"/>
+              <w:left w:w="100" w:type="dxa"/>
+              <w:bottom w:w="80" w:type="dxa"/>
+              <w:right w:w="100" w:type="dxa"/>
+            </w:tcMar>
+            <w:vAlign w:val="center"/>
+          </w:tcPr>
+          <w:p>
+            <w:pPr>
+              <w:rPr>
+                <w:color w:val="000000"/>
+                <w:sz w:val="16"/>
+              </w:rPr>
+            </w:pPr>
+            <w:r>
+              <w:rPr>
+                <w:color w:val="000000"/>
+                <w:sz w:val="16"/>
+              </w:rPr>
+              <w:t>Recepción de notificaciones y almacenamiento seguro del JWT.</w:t>
             </w:r>
           </w:p>
         </w:tc>
@@ -3197,7 +3800,14 @@
                 <w:color w:val="000000"/>
                 <w:sz w:val="16"/>
               </w:rPr>
-              <w:t>RF-01 a RF-16</w:t>
+              <w:t>RF-01 a RF-1</w:t>
+            </w:r>
+            <w:r>
+              <w:rPr>
+                <w:color w:val="000000"/>
+                <w:sz w:val="16"/>
+              </w:rPr>
+              <w:t>7</w:t>
             </w:r>
           </w:p>
         </w:tc>
@@ -3269,7 +3879,14 @@
                 <w:color w:val="000000"/>
                 <w:sz w:val="16"/>
               </w:rPr>
-              <w:t>RF-01 a RF-16</w:t>
+              <w:t>RF-01 a RF-1</w:t>
+            </w:r>
+            <w:r>
+              <w:rPr>
+                <w:color w:val="000000"/>
+                <w:sz w:val="16"/>
+              </w:rPr>
+              <w:t>7</w:t>
             </w:r>
           </w:p>
         </w:tc>
@@ -3413,7 +4030,14 @@
                 <w:color w:val="000000"/>
                 <w:sz w:val="16"/>
               </w:rPr>
-              <w:t>RF-01 a RF-16</w:t>
+              <w:t>RF-01 a RF-1</w:t>
+            </w:r>
+            <w:r>
+              <w:rPr>
+                <w:color w:val="000000"/>
+                <w:sz w:val="16"/>
+              </w:rPr>
+              <w:t>7</w:t>
             </w:r>
           </w:p>
         </w:tc>
@@ -3485,7 +4109,14 @@
                 <w:color w:val="000000"/>
                 <w:sz w:val="16"/>
               </w:rPr>
-              <w:t>RF-01 a RF-16</w:t>
+              <w:t>RF-01 a RF-1</w:t>
+            </w:r>
+            <w:r>
+              <w:rPr>
+                <w:color w:val="000000"/>
+                <w:sz w:val="16"/>
+              </w:rPr>
+              <w:t>7</w:t>
             </w:r>
           </w:p>
         </w:tc>
@@ -3652,6 +4283,188 @@
                 <w:sz w:val="16"/>
               </w:rPr>
               <w:t>RNF-04, RNF-11</w:t>
+            </w:r>
+          </w:p>
+        </w:tc>
+      </w:tr>
+      <w:tr>
+        <w:trPr>
+          <w:cantSplit/>
+        </w:trPr>
+        <w:tc>
+          <w:tcPr>
+            <w:tcW w:w="3900" w:type="dxa"/>
+            <w:shd w:val="clear" w:color="auto" w:fill="FFFFFF"/>
+            <w:tcMar>
+              <w:top w:w="80" w:type="dxa"/>
+              <w:left w:w="100" w:type="dxa"/>
+              <w:bottom w:w="80" w:type="dxa"/>
+              <w:right w:w="100" w:type="dxa"/>
+            </w:tcMar>
+            <w:vAlign w:val="center"/>
+          </w:tcPr>
+          <w:p>
+            <w:pPr>
+              <w:rPr>
+                <w:b/>
+                <w:color w:val="000000"/>
+                <w:sz w:val="16"/>
+              </w:rPr>
+            </w:pPr>
+            <w:r>
+              <w:rPr>
+                <w:b/>
+                <w:color w:val="000000"/>
+                <w:sz w:val="16"/>
+              </w:rPr>
+              <w:t>Recuperación y servicio de correo</w:t>
+            </w:r>
+          </w:p>
+        </w:tc>
+        <w:tc>
+          <w:tcPr>
+            <w:tcW w:w="2600" w:type="dxa"/>
+            <w:shd w:val="clear" w:color="auto" w:fill="FFFFFF"/>
+            <w:tcMar>
+              <w:top w:w="80" w:type="dxa"/>
+              <w:left w:w="100" w:type="dxa"/>
+              <w:bottom w:w="80" w:type="dxa"/>
+              <w:right w:w="100" w:type="dxa"/>
+            </w:tcMar>
+            <w:vAlign w:val="center"/>
+          </w:tcPr>
+          <w:p>
+            <w:pPr>
+              <w:rPr>
+                <w:color w:val="000000"/>
+                <w:sz w:val="16"/>
+              </w:rPr>
+            </w:pPr>
+            <w:r>
+              <w:rPr>
+                <w:color w:val="000000"/>
+                <w:sz w:val="16"/>
+              </w:rPr>
+              <w:t>RF-01 / soporte de acceso</w:t>
+            </w:r>
+          </w:p>
+        </w:tc>
+        <w:tc>
+          <w:tcPr>
+            <w:tcW w:w="3540" w:type="dxa"/>
+            <w:shd w:val="clear" w:color="auto" w:fill="FFFFFF"/>
+            <w:tcMar>
+              <w:top w:w="80" w:type="dxa"/>
+              <w:left w:w="100" w:type="dxa"/>
+              <w:bottom w:w="80" w:type="dxa"/>
+              <w:right w:w="100" w:type="dxa"/>
+            </w:tcMar>
+            <w:vAlign w:val="center"/>
+          </w:tcPr>
+          <w:p>
+            <w:pPr>
+              <w:rPr>
+                <w:color w:val="000000"/>
+                <w:sz w:val="16"/>
+              </w:rPr>
+            </w:pPr>
+            <w:r>
+              <w:rPr>
+                <w:color w:val="000000"/>
+                <w:sz w:val="16"/>
+              </w:rPr>
+              <w:t>RNF-06, RNF-07, RNF-08, RNF-10</w:t>
+            </w:r>
+          </w:p>
+        </w:tc>
+      </w:tr>
+      <w:tr>
+        <w:trPr>
+          <w:cantSplit/>
+        </w:trPr>
+        <w:tc>
+          <w:tcPr>
+            <w:tcW w:w="3900" w:type="dxa"/>
+            <w:shd w:val="clear" w:color="auto" w:fill="FFFFFF"/>
+            <w:tcMar>
+              <w:top w:w="80" w:type="dxa"/>
+              <w:left w:w="100" w:type="dxa"/>
+              <w:bottom w:w="80" w:type="dxa"/>
+              <w:right w:w="100" w:type="dxa"/>
+            </w:tcMar>
+            <w:vAlign w:val="center"/>
+          </w:tcPr>
+          <w:p>
+            <w:pPr>
+              <w:rPr>
+                <w:b/>
+                <w:color w:val="000000"/>
+                <w:sz w:val="16"/>
+              </w:rPr>
+            </w:pPr>
+            <w:r>
+              <w:rPr>
+                <w:b/>
+                <w:color w:val="000000"/>
+                <w:sz w:val="16"/>
+              </w:rPr>
+              <w:t>Carga y almacenamiento de imágenes</w:t>
+            </w:r>
+          </w:p>
+        </w:tc>
+        <w:tc>
+          <w:tcPr>
+            <w:tcW w:w="2600" w:type="dxa"/>
+            <w:shd w:val="clear" w:color="auto" w:fill="FFFFFF"/>
+            <w:tcMar>
+              <w:top w:w="80" w:type="dxa"/>
+              <w:left w:w="100" w:type="dxa"/>
+              <w:bottom w:w="80" w:type="dxa"/>
+              <w:right w:w="100" w:type="dxa"/>
+            </w:tcMar>
+            <w:vAlign w:val="center"/>
+          </w:tcPr>
+          <w:p>
+            <w:pPr>
+              <w:rPr>
+                <w:color w:val="000000"/>
+                <w:sz w:val="16"/>
+              </w:rPr>
+            </w:pPr>
+            <w:r>
+              <w:rPr>
+                <w:color w:val="000000"/>
+                <w:sz w:val="16"/>
+              </w:rPr>
+              <w:t>RF-14</w:t>
+            </w:r>
+          </w:p>
+        </w:tc>
+        <w:tc>
+          <w:tcPr>
+            <w:tcW w:w="3540" w:type="dxa"/>
+            <w:shd w:val="clear" w:color="auto" w:fill="FFFFFF"/>
+            <w:tcMar>
+              <w:top w:w="80" w:type="dxa"/>
+              <w:left w:w="100" w:type="dxa"/>
+              <w:bottom w:w="80" w:type="dxa"/>
+              <w:right w:w="100" w:type="dxa"/>
+            </w:tcMar>
+            <w:vAlign w:val="center"/>
+          </w:tcPr>
+          <w:p>
+            <w:pPr>
+              <w:rPr>
+                <w:color w:val="000000"/>
+                <w:sz w:val="16"/>
+              </w:rPr>
+            </w:pPr>
+            <w:r>
+              <w:rPr>
+                <w:color w:val="000000"/>
+                <w:sz w:val="16"/>
+              </w:rPr>
+              <w:t>RNF-08, RNF-10, RNF-11</w:t>
             </w:r>
           </w:p>
         </w:tc>
@@ -4048,7 +4861,6 @@
                 <w:color w:val="000000"/>
                 <w:sz w:val="16"/>
               </w:rPr>
-              <w:lastRenderedPageBreak/>
               <w:t>DA-06 · JWT y roles</w:t>
             </w:r>
           </w:p>
@@ -4080,8 +4892,6 @@
               </w:rPr>
               <w:t xml:space="preserve"> diferenciada para voluntario, organización y administrador.</w:t>
             </w:r>
-            <w:bookmarkStart w:id="0" w:name="_GoBack"/>
-            <w:bookmarkEnd w:id="0"/>
           </w:p>
         </w:tc>
       </w:tr>
@@ -4108,6 +4918,7 @@
                 <w:color w:val="000000"/>
                 <w:sz w:val="16"/>
               </w:rPr>
+              <w:lastRenderedPageBreak/>
               <w:t>DA-07 · Transacciones ACID</w:t>
             </w:r>
           </w:p>
@@ -4131,6 +4942,228 @@
                 <w:sz w:val="16"/>
               </w:rPr>
               <w:t>Inscripciones, cupos y cambios críticos se ejecutan de forma atómica para evitar estados parciales.</w:t>
+            </w:r>
+          </w:p>
+        </w:tc>
+      </w:tr>
+      <w:tr>
+        <w:trPr>
+          <w:cantSplit/>
+        </w:trPr>
+        <w:tc>
+          <w:tcPr>
+            <w:tcW w:w="3000" w:type="dxa"/>
+            <w:shd w:val="clear" w:color="auto" w:fill="FFFFFF"/>
+            <w:tcMar>
+              <w:top w:w="80" w:type="dxa"/>
+              <w:left w:w="100" w:type="dxa"/>
+              <w:bottom w:w="80" w:type="dxa"/>
+              <w:right w:w="100" w:type="dxa"/>
+            </w:tcMar>
+            <w:vAlign w:val="center"/>
+          </w:tcPr>
+          <w:p>
+            <w:pPr>
+              <w:rPr>
+                <w:b/>
+                <w:color w:val="000000"/>
+                <w:sz w:val="16"/>
+              </w:rPr>
+            </w:pPr>
+            <w:r>
+              <w:rPr>
+                <w:b/>
+                <w:color w:val="000000"/>
+                <w:sz w:val="16"/>
+              </w:rPr>
+              <w:t>DA-08 · Recuperación mediante token y correo SMTP</w:t>
+            </w:r>
+          </w:p>
+        </w:tc>
+        <w:tc>
+          <w:tcPr>
+            <w:tcW w:w="7040" w:type="dxa"/>
+            <w:shd w:val="clear" w:color="auto" w:fill="FFFFFF"/>
+            <w:tcMar>
+              <w:top w:w="80" w:type="dxa"/>
+              <w:left w:w="100" w:type="dxa"/>
+              <w:bottom w:w="80" w:type="dxa"/>
+              <w:right w:w="100" w:type="dxa"/>
+            </w:tcMar>
+            <w:vAlign w:val="center"/>
+          </w:tcPr>
+          <w:p>
+            <w:pPr>
+              <w:rPr>
+                <w:color w:val="000000"/>
+                <w:sz w:val="16"/>
+              </w:rPr>
+            </w:pPr>
+            <w:r>
+              <w:rPr>
+                <w:color w:val="000000"/>
+                <w:sz w:val="16"/>
+              </w:rPr>
+              <w:t xml:space="preserve">Mantiene la autenticación en el </w:t>
+            </w:r>
+            <w:proofErr w:type="spellStart"/>
+            <w:r>
+              <w:rPr>
+                <w:color w:val="000000"/>
+                <w:sz w:val="16"/>
+              </w:rPr>
+              <w:t>backend</w:t>
+            </w:r>
+            <w:proofErr w:type="spellEnd"/>
+            <w:r>
+              <w:rPr>
+                <w:color w:val="000000"/>
+                <w:sz w:val="16"/>
+              </w:rPr>
+              <w:t xml:space="preserve"> propio. </w:t>
+            </w:r>
+            <w:proofErr w:type="spellStart"/>
+            <w:r>
+              <w:rPr>
+                <w:color w:val="000000"/>
+                <w:sz w:val="16"/>
+              </w:rPr>
+              <w:t>Nodemailer</w:t>
+            </w:r>
+            <w:proofErr w:type="spellEnd"/>
+            <w:r>
+              <w:rPr>
+                <w:color w:val="000000"/>
+                <w:sz w:val="16"/>
+              </w:rPr>
+              <w:t xml:space="preserve"> y SMTP se utilizan únicamente para entregar un enlace temporal, sin incorporar </w:t>
+            </w:r>
+            <w:proofErr w:type="spellStart"/>
+            <w:r>
+              <w:rPr>
+                <w:color w:val="000000"/>
+                <w:sz w:val="16"/>
+              </w:rPr>
+              <w:t>Firebase</w:t>
+            </w:r>
+            <w:proofErr w:type="spellEnd"/>
+            <w:r>
+              <w:rPr>
+                <w:color w:val="000000"/>
+                <w:sz w:val="16"/>
+              </w:rPr>
+              <w:t xml:space="preserve"> </w:t>
+            </w:r>
+            <w:proofErr w:type="spellStart"/>
+            <w:r>
+              <w:rPr>
+                <w:color w:val="000000"/>
+                <w:sz w:val="16"/>
+              </w:rPr>
+              <w:t>Authentication</w:t>
+            </w:r>
+            <w:proofErr w:type="spellEnd"/>
+            <w:r>
+              <w:rPr>
+                <w:color w:val="000000"/>
+                <w:sz w:val="16"/>
+              </w:rPr>
+              <w:t>.</w:t>
+            </w:r>
+          </w:p>
+        </w:tc>
+      </w:tr>
+      <w:tr>
+        <w:trPr>
+          <w:cantSplit/>
+        </w:trPr>
+        <w:tc>
+          <w:tcPr>
+            <w:tcW w:w="3000" w:type="dxa"/>
+            <w:shd w:val="clear" w:color="auto" w:fill="FFFFFF"/>
+            <w:tcMar>
+              <w:top w:w="80" w:type="dxa"/>
+              <w:left w:w="100" w:type="dxa"/>
+              <w:bottom w:w="80" w:type="dxa"/>
+              <w:right w:w="100" w:type="dxa"/>
+            </w:tcMar>
+            <w:vAlign w:val="center"/>
+          </w:tcPr>
+          <w:p>
+            <w:pPr>
+              <w:rPr>
+                <w:b/>
+                <w:color w:val="000000"/>
+                <w:sz w:val="16"/>
+              </w:rPr>
+            </w:pPr>
+            <w:r>
+              <w:rPr>
+                <w:b/>
+                <w:color w:val="000000"/>
+                <w:sz w:val="16"/>
+              </w:rPr>
+              <w:t>DA-09 · Imágenes fuera de PostgreSQL</w:t>
+            </w:r>
+          </w:p>
+        </w:tc>
+        <w:tc>
+          <w:tcPr>
+            <w:tcW w:w="7040" w:type="dxa"/>
+            <w:shd w:val="clear" w:color="auto" w:fill="FFFFFF"/>
+            <w:tcMar>
+              <w:top w:w="80" w:type="dxa"/>
+              <w:left w:w="100" w:type="dxa"/>
+              <w:bottom w:w="80" w:type="dxa"/>
+              <w:right w:w="100" w:type="dxa"/>
+            </w:tcMar>
+            <w:vAlign w:val="center"/>
+          </w:tcPr>
+          <w:p>
+            <w:pPr>
+              <w:rPr>
+                <w:color w:val="000000"/>
+                <w:sz w:val="16"/>
+              </w:rPr>
+            </w:pPr>
+            <w:r>
+              <w:rPr>
+                <w:color w:val="000000"/>
+                <w:sz w:val="16"/>
+              </w:rPr>
+              <w:t xml:space="preserve">Multer recibe y valida los archivos, el </w:t>
+            </w:r>
+            <w:proofErr w:type="spellStart"/>
+            <w:r>
+              <w:rPr>
+                <w:color w:val="000000"/>
+                <w:sz w:val="16"/>
+              </w:rPr>
+              <w:t>backend</w:t>
+            </w:r>
+            <w:proofErr w:type="spellEnd"/>
+            <w:r>
+              <w:rPr>
+                <w:color w:val="000000"/>
+                <w:sz w:val="16"/>
+              </w:rPr>
+              <w:t xml:space="preserve"> los almacena separadamente y PostgreSQL conserva únicamente </w:t>
+            </w:r>
+            <w:proofErr w:type="spellStart"/>
+            <w:r>
+              <w:rPr>
+                <w:color w:val="000000"/>
+                <w:sz w:val="16"/>
+              </w:rPr>
+              <w:t>imagen_url</w:t>
+            </w:r>
+            <w:proofErr w:type="spellEnd"/>
+            <w:r>
+              <w:rPr>
+                <w:color w:val="000000"/>
+                <w:sz w:val="16"/>
+              </w:rPr>
+              <w:t>. Esto evita aumentar innecesariamente el tamaño de la base de datos.</w:t>
             </w:r>
           </w:p>
         </w:tc>
@@ -4156,7 +5189,10 @@
         <w:spacing w:after="100" w:line="252" w:lineRule="auto"/>
       </w:pPr>
       <w:r>
-        <w:t>La arquitectura identifica como conceptos candidatos Usuario, Perfil de voluntario, Organización, Interés, Oportunidad, Inscripción, Donación material, Calificación, Notificación y Token de dispositivo. También anticipa relaciones entre organizaciones y oportunidades, voluntarios e inscripciones, organizaciones y donaciones, y participaciones y calificaciones.</w:t>
+        <w:t>La arquitectura identifica como conceptos candidatos Usuario, Perfil de voluntario, Organización, Interés, Oportunidad, Inscripción, Donación material, Calificación, Notificación, Token de dispositivo y Token de recuperación de contraseña. También anticipa que las imágenes de donaciones serán almacenadas externamente y que el modelo de datos conservará únicamente su URL o referencia.</w:t>
+      </w:r>
+      <w:r>
+        <w:t xml:space="preserve"> </w:t>
       </w:r>
     </w:p>
     <w:p>
@@ -4185,7 +5221,7 @@
 </file>
 
 <file path=word/numbering.xml><?xml version="1.0" encoding="utf-8"?>
-<w:numbering xmlns:wpc="http://schemas.microsoft.com/office/word/2010/wordprocessingCanvas" xmlns:cx="http://schemas.microsoft.com/office/drawing/2014/chartex" xmlns:mc="http://schemas.openxmlformats.org/markup-compatibility/2006" xmlns:o="urn:schemas-microsoft-com:office:office" xmlns:r="http://schemas.openxmlformats.org/officeDocument/2006/relationships" xmlns:m="http://schemas.openxmlformats.org/officeDocument/2006/math" xmlns:v="urn:schemas-microsoft-com:vml" xmlns:wp14="http://schemas.microsoft.com/office/word/2010/wordprocessingDrawing" xmlns:wp="http://schemas.openxmlformats.org/drawingml/2006/wordprocessingDrawing" xmlns:w10="urn:schemas-microsoft-com:office:word" xmlns:w="http://schemas.openxmlformats.org/wordprocessingml/2006/main" xmlns:w14="http://schemas.microsoft.com/office/word/2010/wordml" xmlns:w15="http://schemas.microsoft.com/office/word/2012/wordml" xmlns:w16se="http://schemas.microsoft.com/office/word/2015/wordml/symex" xmlns:wpg="http://schemas.microsoft.com/office/word/2010/wordprocessingGroup" xmlns:wpi="http://schemas.microsoft.com/office/word/2010/wordprocessingInk" xmlns:wne="http://schemas.microsoft.com/office/word/2006/wordml" xmlns:wps="http://schemas.microsoft.com/office/word/2010/wordprocessingShape" mc:Ignorable="w14 w15 w16se wp14">
+<w:numbering xmlns:wpc="http://schemas.microsoft.com/office/word/2010/wordprocessingCanvas" xmlns:cx="http://schemas.microsoft.com/office/drawing/2014/chartex" xmlns:cx1="http://schemas.microsoft.com/office/drawing/2015/9/8/chartex" xmlns:cx2="http://schemas.microsoft.com/office/drawing/2015/10/21/chartex" xmlns:cx3="http://schemas.microsoft.com/office/drawing/2016/5/9/chartex" xmlns:cx4="http://schemas.microsoft.com/office/drawing/2016/5/10/chartex" xmlns:cx5="http://schemas.microsoft.com/office/drawing/2016/5/11/chartex" xmlns:cx6="http://schemas.microsoft.com/office/drawing/2016/5/12/chartex" xmlns:cx7="http://schemas.microsoft.com/office/drawing/2016/5/13/chartex" xmlns:cx8="http://schemas.microsoft.com/office/drawing/2016/5/14/chartex" xmlns:mc="http://schemas.openxmlformats.org/markup-compatibility/2006" xmlns:aink="http://schemas.microsoft.com/office/drawing/2016/ink" xmlns:am3d="http://schemas.microsoft.com/office/drawing/2017/model3d" xmlns:o="urn:schemas-microsoft-com:office:office" xmlns:oel="http://schemas.microsoft.com/office/2019/extlst" xmlns:r="http://schemas.openxmlformats.org/officeDocument/2006/relationships" xmlns:m="http://schemas.openxmlformats.org/officeDocument/2006/math" xmlns:v="urn:schemas-microsoft-com:vml" xmlns:wp14="http://schemas.microsoft.com/office/word/2010/wordprocessingDrawing" xmlns:wp="http://schemas.openxmlformats.org/drawingml/2006/wordprocessingDrawing" xmlns:w10="urn:schemas-microsoft-com:office:word" xmlns:w="http://schemas.openxmlformats.org/wordprocessingml/2006/main" xmlns:w14="http://schemas.microsoft.com/office/word/2010/wordml" xmlns:w15="http://schemas.microsoft.com/office/word/2012/wordml" xmlns:w16cex="http://schemas.microsoft.com/office/word/2018/wordml/cex" xmlns:w16cid="http://schemas.microsoft.com/office/word/2016/wordml/cid" xmlns:w16="http://schemas.microsoft.com/office/word/2018/wordml" xmlns:w16du="http://schemas.microsoft.com/office/word/2023/wordml/word16du" xmlns:w16sdtdh="http://schemas.microsoft.com/office/word/2020/wordml/sdtdatahash" xmlns:w16sdtfl="http://schemas.microsoft.com/office/word/2024/wordml/sdtformatlock" xmlns:w16se="http://schemas.microsoft.com/office/word/2015/wordml/symex" xmlns:wpg="http://schemas.microsoft.com/office/word/2010/wordprocessingGroup" xmlns:wpi="http://schemas.microsoft.com/office/word/2010/wordprocessingInk" xmlns:wne="http://schemas.microsoft.com/office/word/2006/wordml" xmlns:wps="http://schemas.microsoft.com/office/word/2010/wordprocessingShape" mc:Ignorable="w14 w15 w16se w16cid w16 w16cex w16sdtdh w16sdtfl w16du wp14">
   <w:abstractNum w:abstractNumId="0" w15:restartNumberingAfterBreak="0">
     <w:nsid w:val="229906A3"/>
     <w:multiLevelType w:val="hybridMultilevel"/>
@@ -4272,7 +5308,7 @@
       </w:pPr>
     </w:lvl>
   </w:abstractNum>
-  <w:num w:numId="1">
+  <w:num w:numId="1" w16cid:durableId="409928624">
     <w:abstractNumId w:val="0"/>
     <w:lvlOverride w:ilvl="0">
       <w:startOverride w:val="1"/>
@@ -4282,7 +5318,7 @@
 </file>
 
 <file path=word/styles.xml><?xml version="1.0" encoding="utf-8"?>
-<w:styles xmlns:mc="http://schemas.openxmlformats.org/markup-compatibility/2006" xmlns:r="http://schemas.openxmlformats.org/officeDocument/2006/relationships" xmlns:w="http://schemas.openxmlformats.org/wordprocessingml/2006/main" xmlns:w14="http://schemas.microsoft.com/office/word/2010/wordml" xmlns:w15="http://schemas.microsoft.com/office/word/2012/wordml" xmlns:w16se="http://schemas.microsoft.com/office/word/2015/wordml/symex" mc:Ignorable="w14 w15 w16se">
+<w:styles xmlns:mc="http://schemas.openxmlformats.org/markup-compatibility/2006" xmlns:r="http://schemas.openxmlformats.org/officeDocument/2006/relationships" xmlns:w="http://schemas.openxmlformats.org/wordprocessingml/2006/main" xmlns:w14="http://schemas.microsoft.com/office/word/2010/wordml" xmlns:w15="http://schemas.microsoft.com/office/word/2012/wordml" xmlns:w16cex="http://schemas.microsoft.com/office/word/2018/wordml/cex" xmlns:w16cid="http://schemas.microsoft.com/office/word/2016/wordml/cid" xmlns:w16="http://schemas.microsoft.com/office/word/2018/wordml" xmlns:w16du="http://schemas.microsoft.com/office/word/2023/wordml/word16du" xmlns:w16sdtdh="http://schemas.microsoft.com/office/word/2020/wordml/sdtdatahash" xmlns:w16sdtfl="http://schemas.microsoft.com/office/word/2024/wordml/sdtformatlock" xmlns:w16se="http://schemas.microsoft.com/office/word/2015/wordml/symex" mc:Ignorable="w14 w15 w16se w16cid w16 w16cex w16sdtdh w16sdtfl w16du">
   <w:docDefaults>
     <w:rPrDefault>
       <w:rPr>
@@ -4295,7 +5331,7 @@
     </w:rPrDefault>
     <w:pPrDefault/>
   </w:docDefaults>
-  <w:latentStyles w:defLockedState="0" w:defUIPriority="99" w:defSemiHidden="0" w:defUnhideWhenUsed="0" w:defQFormat="0" w:count="371">
+  <w:latentStyles w:defLockedState="0" w:defUIPriority="99" w:defSemiHidden="0" w:defUnhideWhenUsed="0" w:defQFormat="0" w:count="376">
     <w:lsdException w:name="Normal" w:uiPriority="0" w:qFormat="1"/>
     <w:lsdException w:name="heading 1" w:uiPriority="9" w:qFormat="1"/>
     <w:lsdException w:name="heading 2" w:semiHidden="1" w:uiPriority="9" w:unhideWhenUsed="1" w:qFormat="1"/>
@@ -4667,6 +5703,11 @@
     <w:lsdException w:name="List Table 5 Dark Accent 6" w:uiPriority="50"/>
     <w:lsdException w:name="List Table 6 Colorful Accent 6" w:uiPriority="51"/>
     <w:lsdException w:name="List Table 7 Colorful Accent 6" w:uiPriority="52"/>
+    <w:lsdException w:name="Mention" w:semiHidden="1" w:unhideWhenUsed="1"/>
+    <w:lsdException w:name="Smart Hyperlink" w:semiHidden="1" w:unhideWhenUsed="1"/>
+    <w:lsdException w:name="Hashtag" w:semiHidden="1" w:unhideWhenUsed="1"/>
+    <w:lsdException w:name="Unresolved Mention" w:semiHidden="1" w:unhideWhenUsed="1"/>
+    <w:lsdException w:name="Smart Link" w:semiHidden="1" w:unhideWhenUsed="1"/>
   </w:latentStyles>
   <w:style w:type="paragraph" w:default="1" w:styleId="Normal">
     <w:name w:val="Normal"/>
